--- a/public/templates/consents/consent-zp.docx
+++ b/public/templates/consents/consent-zp.docx
@@ -147,7 +147,7 @@
                 <w:sz w:val="18"/>
                 <w:szCs w:val="18"/>
               </w:rPr>
-              <w:t>Я, {{customer.fullName}}</w:t>
+              <w:t xml:space="preserve">Я, {{customer.fullName}}</w:t>
             </w:r>
           </w:p>
         </w:tc>
@@ -260,7 +260,7 @@
                 <w:sz w:val="18"/>
                 <w:szCs w:val="18"/>
               </w:rPr>
-              <w:t>паспорт: серия {{customer.passportSeries}}</w:t>
+              <w:t xml:space="preserve">паспорт: серия {{customer.passportSeries}}</w:t>
             </w:r>
           </w:p>
         </w:tc>
@@ -314,7 +314,7 @@
                 <w:sz w:val="18"/>
                 <w:szCs w:val="18"/>
               </w:rPr>
-              <w:t>номер {{customer.passportNumber}}</w:t>
+              <w:t xml:space="preserve">номер {{customer.passportNumber}}</w:t>
             </w:r>
           </w:p>
         </w:tc>
@@ -368,7 +368,7 @@
                 <w:sz w:val="18"/>
                 <w:szCs w:val="18"/>
               </w:rPr>
-              <w:t>когда выдан {{customer.passportIssuedDate}}</w:t>
+              <w:t xml:space="preserve">когда выдан {{customer.passportIssuedDate}}</w:t>
             </w:r>
           </w:p>
         </w:tc>
@@ -421,7 +421,7 @@
                 <w:sz w:val="18"/>
                 <w:szCs w:val="18"/>
               </w:rPr>
-              <w:t>кем выдан {{customer.passportIssuedBy}}</w:t>
+              <w:t xml:space="preserve">кем выдан {{customer.passportIssuedBy}}</w:t>
             </w:r>
           </w:p>
         </w:tc>
@@ -502,7 +502,7 @@
                 <w:sz w:val="18"/>
                 <w:szCs w:val="18"/>
               </w:rPr>
-              <w:t>зарегистрирован по адресу: {{customer.registrationAddress}}</w:t>
+              <w:t xml:space="preserve">зарегистрирован по адресу: {{customer.registrationAddress}}</w:t>
             </w:r>
           </w:p>
         </w:tc>
@@ -583,7 +583,7 @@
                 <w:sz w:val="18"/>
                 <w:szCs w:val="18"/>
               </w:rPr>
-              <w:t>проживающий по адресу: {{customer.registrationAddress}}</w:t>
+              <w:t xml:space="preserve">проживающий по адресу: {{customer.registrationAddress}}</w:t>
             </w:r>
           </w:p>
         </w:tc>
@@ -887,7 +887,7 @@
                 <w:sz w:val="10"/>
                 <w:szCs w:val="10"/>
               </w:rPr>
-              <w:t>{{student.fullName}}  (Фамилия, имя, отчество обучающегося)</w:t>
+              <w:t xml:space="preserve">{{student.fullName}}  (Фамилия, имя, отчество обучающегося)</w:t>
             </w:r>
           </w:p>
         </w:tc>
@@ -943,7 +943,7 @@
                 <w:sz w:val="18"/>
                 <w:szCs w:val="18"/>
               </w:rPr>
-              <w:t>паспорт: серия {{student.passportSeries}}</w:t>
+              <w:t xml:space="preserve">паспорт: серия {{student.passportSeries}}</w:t>
             </w:r>
           </w:p>
         </w:tc>
@@ -997,7 +997,7 @@
                 <w:sz w:val="18"/>
                 <w:szCs w:val="18"/>
               </w:rPr>
-              <w:t>номер {{student.passportNumber}}</w:t>
+              <w:t xml:space="preserve">номер {{student.passportNumber}}</w:t>
             </w:r>
           </w:p>
         </w:tc>
@@ -1051,7 +1051,7 @@
                 <w:sz w:val="18"/>
                 <w:szCs w:val="18"/>
               </w:rPr>
-              <w:t>когда выдан {{student.passportIssuedDate}}</w:t>
+              <w:t xml:space="preserve">когда выдан {{student.passportIssuedDate}}</w:t>
             </w:r>
           </w:p>
         </w:tc>
@@ -1105,7 +1105,7 @@
                 <w:sz w:val="18"/>
                 <w:szCs w:val="18"/>
               </w:rPr>
-              <w:t>кем выдан {{student.passportIssuedBy}}</w:t>
+              <w:t xml:space="preserve">кем выдан {{student.passportIssuedBy}}</w:t>
             </w:r>
           </w:p>
         </w:tc>
@@ -1185,7 +1185,7 @@
                 <w:sz w:val="18"/>
                 <w:szCs w:val="18"/>
               </w:rPr>
-              <w:t>зарегистрирован по адресу: {{student.registrationAddress}}</w:t>
+              <w:t xml:space="preserve">зарегистрирован по адресу: {{student.registrationAddress}}</w:t>
             </w:r>
           </w:p>
         </w:tc>
@@ -1241,7 +1241,7 @@
                 <w:sz w:val="18"/>
                 <w:szCs w:val="18"/>
               </w:rPr>
-              <w:t>проживающий по адресу: {{student.registrationAddress}}</w:t>
+              <w:t xml:space="preserve">проживающий по адресу: {{student.registrationAddress}}</w:t>
             </w:r>
           </w:p>
         </w:tc>

--- a/public/templates/consents/consent-zp.docx
+++ b/public/templates/consents/consent-zp.docx
@@ -147,7 +147,7 @@
                 <w:sz w:val="18"/>
                 <w:szCs w:val="18"/>
               </w:rPr>
-              <w:t xml:space="preserve">Я, {{customer.fullName}}</w:t>
+              <w:t>Я,</w:t>
             </w:r>
           </w:p>
         </w:tc>
@@ -172,6 +172,9 @@
                 <w:szCs w:val="18"/>
               </w:rPr>
             </w:pPr>
+            <w:r>
+              <w:t xml:space="preserve">{{customer.fullName}}</w:t>
+            </w:r>
           </w:p>
         </w:tc>
       </w:tr>
@@ -260,7 +263,7 @@
                 <w:sz w:val="18"/>
                 <w:szCs w:val="18"/>
               </w:rPr>
-              <w:t xml:space="preserve">паспорт: серия {{customer.passportSeries}}</w:t>
+              <w:t>паспорт: серия</w:t>
             </w:r>
           </w:p>
         </w:tc>
@@ -285,6 +288,9 @@
                 <w:szCs w:val="18"/>
               </w:rPr>
             </w:pPr>
+            <w:r>
+              <w:t xml:space="preserve">{{customer.passportSeries}}</w:t>
+            </w:r>
           </w:p>
         </w:tc>
         <w:tc>
@@ -314,7 +320,7 @@
                 <w:sz w:val="18"/>
                 <w:szCs w:val="18"/>
               </w:rPr>
-              <w:t xml:space="preserve">номер {{customer.passportNumber}}</w:t>
+              <w:t>номер</w:t>
             </w:r>
           </w:p>
         </w:tc>
@@ -339,6 +345,9 @@
                 <w:szCs w:val="18"/>
               </w:rPr>
             </w:pPr>
+            <w:r>
+              <w:t xml:space="preserve">{{customer.passportNumber}}</w:t>
+            </w:r>
           </w:p>
         </w:tc>
         <w:tc>
@@ -368,7 +377,7 @@
                 <w:sz w:val="18"/>
                 <w:szCs w:val="18"/>
               </w:rPr>
-              <w:t xml:space="preserve">когда выдан {{customer.passportIssuedDate}}</w:t>
+              <w:t>когда выдан</w:t>
             </w:r>
           </w:p>
         </w:tc>
@@ -392,6 +401,9 @@
                 <w:szCs w:val="18"/>
               </w:rPr>
             </w:pPr>
+            <w:r>
+              <w:t xml:space="preserve">{{customer.passportIssuedDate}}</w:t>
+            </w:r>
           </w:p>
         </w:tc>
         <w:tc>
@@ -421,7 +433,7 @@
                 <w:sz w:val="18"/>
                 <w:szCs w:val="18"/>
               </w:rPr>
-              <w:t xml:space="preserve">кем выдан {{customer.passportIssuedBy}}</w:t>
+              <w:t>кем выдан</w:t>
             </w:r>
           </w:p>
         </w:tc>
@@ -446,6 +458,9 @@
                 <w:szCs w:val="18"/>
               </w:rPr>
             </w:pPr>
+            <w:r>
+              <w:t xml:space="preserve">{{customer.passportIssuedBy}}</w:t>
+            </w:r>
           </w:p>
         </w:tc>
       </w:tr>
@@ -502,7 +517,7 @@
                 <w:sz w:val="18"/>
                 <w:szCs w:val="18"/>
               </w:rPr>
-              <w:t xml:space="preserve">зарегистрирован по адресу: {{customer.registrationAddress}}</w:t>
+              <w:t>зарегистрирован по адресу:</w:t>
             </w:r>
           </w:p>
         </w:tc>
@@ -527,6 +542,9 @@
                 <w:szCs w:val="18"/>
               </w:rPr>
             </w:pPr>
+            <w:r>
+              <w:t xml:space="preserve">{{customer.registrationAddress}}</w:t>
+            </w:r>
           </w:p>
         </w:tc>
       </w:tr>
@@ -583,7 +601,7 @@
                 <w:sz w:val="18"/>
                 <w:szCs w:val="18"/>
               </w:rPr>
-              <w:t xml:space="preserve">проживающий по адресу: {{customer.registrationAddress}}</w:t>
+              <w:t>проживающий по адресу:</w:t>
             </w:r>
           </w:p>
         </w:tc>
@@ -608,6 +626,9 @@
                 <w:szCs w:val="18"/>
               </w:rPr>
             </w:pPr>
+            <w:r>
+              <w:t xml:space="preserve">{{customer.registrationAddress}}</w:t>
+            </w:r>
           </w:p>
         </w:tc>
       </w:tr>
@@ -802,6 +823,9 @@
                 <w:szCs w:val="20"/>
               </w:rPr>
             </w:pPr>
+            <w:r>
+              <w:t xml:space="preserve">{{student.fullName}}</w:t>
+            </w:r>
           </w:p>
         </w:tc>
         <w:tc>
@@ -887,7 +911,7 @@
                 <w:sz w:val="10"/>
                 <w:szCs w:val="10"/>
               </w:rPr>
-              <w:t xml:space="preserve">{{student.fullName}}  (Фамилия, имя, отчество обучающегося)</w:t>
+              <w:t>(Фамилия, имя, отчество обучающегося)</w:t>
             </w:r>
           </w:p>
         </w:tc>
@@ -943,7 +967,7 @@
                 <w:sz w:val="18"/>
                 <w:szCs w:val="18"/>
               </w:rPr>
-              <w:t xml:space="preserve">паспорт: серия {{student.passportSeries}}</w:t>
+              <w:t>паспорт: серия</w:t>
             </w:r>
           </w:p>
         </w:tc>
@@ -968,6 +992,9 @@
                 <w:szCs w:val="18"/>
               </w:rPr>
             </w:pPr>
+            <w:r>
+              <w:t xml:space="preserve">{{student.passportSeries}}</w:t>
+            </w:r>
           </w:p>
         </w:tc>
         <w:tc>
@@ -997,7 +1024,7 @@
                 <w:sz w:val="18"/>
                 <w:szCs w:val="18"/>
               </w:rPr>
-              <w:t xml:space="preserve">номер {{student.passportNumber}}</w:t>
+              <w:t>номер</w:t>
             </w:r>
           </w:p>
         </w:tc>
@@ -1022,6 +1049,9 @@
                 <w:szCs w:val="18"/>
               </w:rPr>
             </w:pPr>
+            <w:r>
+              <w:t xml:space="preserve">{{student.passportNumber}}</w:t>
+            </w:r>
           </w:p>
         </w:tc>
         <w:tc>
@@ -1051,7 +1081,7 @@
                 <w:sz w:val="18"/>
                 <w:szCs w:val="18"/>
               </w:rPr>
-              <w:t xml:space="preserve">когда выдан {{student.passportIssuedDate}}</w:t>
+              <w:t>когда выдан</w:t>
             </w:r>
           </w:p>
         </w:tc>
@@ -1076,6 +1106,9 @@
                 <w:szCs w:val="18"/>
               </w:rPr>
             </w:pPr>
+            <w:r>
+              <w:t xml:space="preserve">{{student.passportIssuedDate}}</w:t>
+            </w:r>
           </w:p>
         </w:tc>
         <w:tc>
@@ -1105,7 +1138,7 @@
                 <w:sz w:val="18"/>
                 <w:szCs w:val="18"/>
               </w:rPr>
-              <w:t xml:space="preserve">кем выдан {{student.passportIssuedBy}}</w:t>
+              <w:t>кем выдан</w:t>
             </w:r>
           </w:p>
         </w:tc>
@@ -1129,6 +1162,9 @@
                 <w:szCs w:val="18"/>
               </w:rPr>
             </w:pPr>
+            <w:r>
+              <w:t xml:space="preserve">{{student.passportIssuedBy}}</w:t>
+            </w:r>
           </w:p>
         </w:tc>
       </w:tr>
@@ -1185,7 +1221,7 @@
                 <w:sz w:val="18"/>
                 <w:szCs w:val="18"/>
               </w:rPr>
-              <w:t xml:space="preserve">зарегистрирован по адресу: {{student.registrationAddress}}</w:t>
+              <w:t>зарегистрирован по адресу:</w:t>
             </w:r>
           </w:p>
         </w:tc>
@@ -1210,6 +1246,9 @@
                 <w:szCs w:val="18"/>
               </w:rPr>
             </w:pPr>
+            <w:r>
+              <w:t xml:space="preserve">{{student.registrationAddress}}</w:t>
+            </w:r>
           </w:p>
         </w:tc>
       </w:tr>
@@ -1241,7 +1280,7 @@
                 <w:sz w:val="18"/>
                 <w:szCs w:val="18"/>
               </w:rPr>
-              <w:t xml:space="preserve">проживающий по адресу: {{student.registrationAddress}}</w:t>
+              <w:t>проживающий по адресу:</w:t>
             </w:r>
           </w:p>
         </w:tc>
@@ -1266,6 +1305,9 @@
                 <w:szCs w:val="18"/>
               </w:rPr>
             </w:pPr>
+            <w:r>
+              <w:t xml:space="preserve">{{student.registrationAddress}}</w:t>
+            </w:r>
           </w:p>
         </w:tc>
       </w:tr>

--- a/public/templates/consents/consent-zp.docx
+++ b/public/templates/consents/consent-zp.docx
@@ -173,6 +173,11 @@
               </w:rPr>
             </w:pPr>
             <w:r>
+              <w:rPr>
+                <w:rFonts w:ascii="Times New Roman" w:hAnsi="Times New Roman" w:cs="Times New Roman"/>
+                <w:sz w:val="18"/>
+                <w:szCs w:val="18"/>
+              </w:rPr>
               <w:t xml:space="preserve">{{customer.fullName}}</w:t>
             </w:r>
           </w:p>
@@ -289,6 +294,11 @@
               </w:rPr>
             </w:pPr>
             <w:r>
+              <w:rPr>
+                <w:rFonts w:ascii="Times New Roman" w:hAnsi="Times New Roman" w:cs="Times New Roman"/>
+                <w:sz w:val="18"/>
+                <w:szCs w:val="18"/>
+              </w:rPr>
               <w:t xml:space="preserve">{{customer.passportSeries}}</w:t>
             </w:r>
           </w:p>
@@ -346,6 +356,11 @@
               </w:rPr>
             </w:pPr>
             <w:r>
+              <w:rPr>
+                <w:rFonts w:ascii="Times New Roman" w:hAnsi="Times New Roman" w:cs="Times New Roman"/>
+                <w:sz w:val="18"/>
+                <w:szCs w:val="18"/>
+              </w:rPr>
               <w:t xml:space="preserve">{{customer.passportNumber}}</w:t>
             </w:r>
           </w:p>
@@ -402,6 +417,11 @@
               </w:rPr>
             </w:pPr>
             <w:r>
+              <w:rPr>
+                <w:rFonts w:ascii="Times New Roman" w:hAnsi="Times New Roman" w:cs="Times New Roman"/>
+                <w:sz w:val="18"/>
+                <w:szCs w:val="18"/>
+              </w:rPr>
               <w:t xml:space="preserve">{{customer.passportIssuedDate}}</w:t>
             </w:r>
           </w:p>
@@ -459,6 +479,11 @@
               </w:rPr>
             </w:pPr>
             <w:r>
+              <w:rPr>
+                <w:rFonts w:ascii="Times New Roman" w:hAnsi="Times New Roman" w:cs="Times New Roman"/>
+                <w:sz w:val="18"/>
+                <w:szCs w:val="18"/>
+              </w:rPr>
               <w:t xml:space="preserve">{{customer.passportIssuedBy}}</w:t>
             </w:r>
           </w:p>
@@ -543,6 +568,11 @@
               </w:rPr>
             </w:pPr>
             <w:r>
+              <w:rPr>
+                <w:rFonts w:ascii="Times New Roman" w:hAnsi="Times New Roman" w:cs="Times New Roman"/>
+                <w:sz w:val="18"/>
+                <w:szCs w:val="18"/>
+              </w:rPr>
               <w:t xml:space="preserve">{{customer.registrationAddress}}</w:t>
             </w:r>
           </w:p>
@@ -627,6 +657,11 @@
               </w:rPr>
             </w:pPr>
             <w:r>
+              <w:rPr>
+                <w:rFonts w:ascii="Times New Roman" w:hAnsi="Times New Roman" w:cs="Times New Roman"/>
+                <w:sz w:val="18"/>
+                <w:szCs w:val="18"/>
+              </w:rPr>
               <w:t xml:space="preserve">{{customer.registrationAddress}}</w:t>
             </w:r>
           </w:p>
@@ -824,6 +859,11 @@
               </w:rPr>
             </w:pPr>
             <w:r>
+              <w:rPr>
+                <w:rFonts w:ascii="Times New Roman" w:hAnsi="Times New Roman" w:cs="Times New Roman"/>
+                <w:sz w:val="20"/>
+                <w:szCs w:val="20"/>
+              </w:rPr>
               <w:t xml:space="preserve">{{student.fullName}}</w:t>
             </w:r>
           </w:p>
@@ -993,6 +1033,11 @@
               </w:rPr>
             </w:pPr>
             <w:r>
+              <w:rPr>
+                <w:rFonts w:ascii="Times New Roman" w:hAnsi="Times New Roman" w:cs="Times New Roman"/>
+                <w:sz w:val="18"/>
+                <w:szCs w:val="18"/>
+              </w:rPr>
               <w:t xml:space="preserve">{{student.passportSeries}}</w:t>
             </w:r>
           </w:p>
@@ -1050,6 +1095,11 @@
               </w:rPr>
             </w:pPr>
             <w:r>
+              <w:rPr>
+                <w:rFonts w:ascii="Times New Roman" w:hAnsi="Times New Roman" w:cs="Times New Roman"/>
+                <w:sz w:val="18"/>
+                <w:szCs w:val="18"/>
+              </w:rPr>
               <w:t xml:space="preserve">{{student.passportNumber}}</w:t>
             </w:r>
           </w:p>
@@ -1107,6 +1157,11 @@
               </w:rPr>
             </w:pPr>
             <w:r>
+              <w:rPr>
+                <w:rFonts w:ascii="Times New Roman" w:hAnsi="Times New Roman" w:cs="Times New Roman"/>
+                <w:sz w:val="18"/>
+                <w:szCs w:val="18"/>
+              </w:rPr>
               <w:t xml:space="preserve">{{student.passportIssuedDate}}</w:t>
             </w:r>
           </w:p>
@@ -1163,6 +1218,11 @@
               </w:rPr>
             </w:pPr>
             <w:r>
+              <w:rPr>
+                <w:rFonts w:ascii="Times New Roman" w:hAnsi="Times New Roman" w:cs="Times New Roman"/>
+                <w:sz w:val="18"/>
+                <w:szCs w:val="18"/>
+              </w:rPr>
               <w:t xml:space="preserve">{{student.passportIssuedBy}}</w:t>
             </w:r>
           </w:p>
@@ -1247,6 +1307,11 @@
               </w:rPr>
             </w:pPr>
             <w:r>
+              <w:rPr>
+                <w:rFonts w:ascii="Times New Roman" w:hAnsi="Times New Roman" w:cs="Times New Roman"/>
+                <w:sz w:val="18"/>
+                <w:szCs w:val="18"/>
+              </w:rPr>
               <w:t xml:space="preserve">{{student.registrationAddress}}</w:t>
             </w:r>
           </w:p>
@@ -1306,6 +1371,11 @@
               </w:rPr>
             </w:pPr>
             <w:r>
+              <w:rPr>
+                <w:rFonts w:ascii="Times New Roman" w:hAnsi="Times New Roman" w:cs="Times New Roman"/>
+                <w:sz w:val="18"/>
+                <w:szCs w:val="18"/>
+              </w:rPr>
               <w:t xml:space="preserve">{{student.registrationAddress}}</w:t>
             </w:r>
           </w:p>
